--- a/data/JustSignAnalyseTemplate.docx
+++ b/data/JustSignAnalyseTemplate.docx
@@ -42,19 +42,44 @@
         </w:rPr>
         <w:br/>
       </w:r>
+      <w:proofErr w:type="spellStart"/>
       <w:r>
         <w:rPr>
           <w:sz w:val="16"/>
           <w:szCs w:val="16"/>
         </w:rPr>
-        <w:t xml:space="preserve">analyticProcessID: </w:t>
+        <w:t>analyticProcessID</w:t>
+      </w:r>
+      <w:proofErr w:type="spellEnd"/>
+      <w:r>
+        <w:rPr>
+          <w:sz w:val="16"/>
+          <w:szCs w:val="16"/>
+        </w:rPr>
+        <w:t xml:space="preserve">: </w:t>
       </w:r>
       <w:r>
         <w:rPr>
           <w:sz w:val="16"/>
           <w:szCs w:val="16"/>
         </w:rPr>
-        <w:t>{{analytics_id}}</w:t>
+        <w:t>{{</w:t>
+      </w:r>
+      <w:proofErr w:type="spellStart"/>
+      <w:r>
+        <w:rPr>
+          <w:sz w:val="16"/>
+          <w:szCs w:val="16"/>
+        </w:rPr>
+        <w:t>analytics_id</w:t>
+      </w:r>
+      <w:proofErr w:type="spellEnd"/>
+      <w:r>
+        <w:rPr>
+          <w:sz w:val="16"/>
+          <w:szCs w:val="16"/>
+        </w:rPr>
+        <w:t>}}</w:t>
       </w:r>
       <w:r>
         <w:rPr>
@@ -68,12 +93,21 @@
         </w:rPr>
         <w:br/>
       </w:r>
+      <w:proofErr w:type="gramStart"/>
       <w:r>
         <w:rPr>
           <w:sz w:val="16"/>
           <w:szCs w:val="16"/>
         </w:rPr>
-        <w:t xml:space="preserve">Erstellt am: </w:t>
+        <w:t>Erstellt</w:t>
+      </w:r>
+      <w:proofErr w:type="gramEnd"/>
+      <w:r>
+        <w:rPr>
+          <w:sz w:val="16"/>
+          <w:szCs w:val="16"/>
+        </w:rPr>
+        <w:t xml:space="preserve"> am: </w:t>
       </w:r>
       <w:r>
         <w:rPr>
@@ -263,23 +297,7 @@
           <w:szCs w:val="24"/>
           <w:lang w:val="en-US"/>
         </w:rPr>
-        <w:t>{{top risks</w:t>
-      </w:r>
-      <w:r>
-        <w:rPr>
-          <w:sz w:val="24"/>
-          <w:szCs w:val="24"/>
-          <w:lang w:val="en-US"/>
-        </w:rPr>
-        <w:t>2</w:t>
-      </w:r>
-      <w:r>
-        <w:rPr>
-          <w:sz w:val="24"/>
-          <w:szCs w:val="24"/>
-          <w:lang w:val="en-US"/>
-        </w:rPr>
-        <w:t>}}</w:t>
+        <w:t>{{top risks2}}</w:t>
       </w:r>
     </w:p>
     <w:p>
@@ -302,23 +320,7 @@
           <w:szCs w:val="24"/>
           <w:lang w:val="en-US"/>
         </w:rPr>
-        <w:t>{{top risks</w:t>
-      </w:r>
-      <w:r>
-        <w:rPr>
-          <w:sz w:val="24"/>
-          <w:szCs w:val="24"/>
-          <w:lang w:val="en-US"/>
-        </w:rPr>
-        <w:t>3</w:t>
-      </w:r>
-      <w:r>
-        <w:rPr>
-          <w:sz w:val="24"/>
-          <w:szCs w:val="24"/>
-          <w:lang w:val="en-US"/>
-        </w:rPr>
-        <w:t>}}</w:t>
+        <w:t>{{top risks3}}</w:t>
       </w:r>
     </w:p>
     <w:p>
@@ -368,7 +370,35 @@
           <w:szCs w:val="32"/>
           <w:lang w:val="en-US"/>
         </w:rPr>
-        <w:t>{{top-chancen}}</w:t>
+        <w:t>{{top-</w:t>
+      </w:r>
+      <w:proofErr w:type="spellStart"/>
+      <w:r>
+        <w:rPr>
+          <w:rFonts w:asciiTheme="majorHAnsi" w:hAnsiTheme="majorHAnsi" w:cs="Aptos"/>
+          <w:b/>
+          <w:bCs/>
+          <w:color w:val="001155"/>
+          <w:kern w:val="36"/>
+          <w:sz w:val="32"/>
+          <w:szCs w:val="32"/>
+          <w:lang w:val="en-US"/>
+        </w:rPr>
+        <w:t>chancen</w:t>
+      </w:r>
+      <w:proofErr w:type="spellEnd"/>
+      <w:r>
+        <w:rPr>
+          <w:rFonts w:asciiTheme="majorHAnsi" w:hAnsiTheme="majorHAnsi" w:cs="Aptos"/>
+          <w:b/>
+          <w:bCs/>
+          <w:color w:val="001155"/>
+          <w:kern w:val="36"/>
+          <w:sz w:val="32"/>
+          <w:szCs w:val="32"/>
+          <w:lang w:val="en-US"/>
+        </w:rPr>
+        <w:t>}}</w:t>
       </w:r>
     </w:p>
     <w:p>
@@ -414,23 +444,7 @@
           <w:szCs w:val="24"/>
           <w:lang w:val="en-US"/>
         </w:rPr>
-        <w:t xml:space="preserve">{{top chance </w:t>
-      </w:r>
-      <w:r>
-        <w:rPr>
-          <w:sz w:val="24"/>
-          <w:szCs w:val="24"/>
-          <w:lang w:val="en-US"/>
-        </w:rPr>
-        <w:t>2</w:t>
-      </w:r>
-      <w:r>
-        <w:rPr>
-          <w:sz w:val="24"/>
-          <w:szCs w:val="24"/>
-          <w:lang w:val="en-US"/>
-        </w:rPr>
-        <w:t>}}</w:t>
+        <w:t>{{top chance 2}}</w:t>
       </w:r>
     </w:p>
     <w:p>
@@ -453,23 +467,7 @@
           <w:szCs w:val="24"/>
           <w:lang w:val="en-US"/>
         </w:rPr>
-        <w:t xml:space="preserve">{{top chance </w:t>
-      </w:r>
-      <w:r>
-        <w:rPr>
-          <w:sz w:val="24"/>
-          <w:szCs w:val="24"/>
-          <w:lang w:val="en-US"/>
-        </w:rPr>
-        <w:t>3</w:t>
-      </w:r>
-      <w:r>
-        <w:rPr>
-          <w:sz w:val="24"/>
-          <w:szCs w:val="24"/>
-          <w:lang w:val="en-US"/>
-        </w:rPr>
-        <w:t>}}</w:t>
+        <w:t>{{top chance 3}}</w:t>
       </w:r>
     </w:p>
     <w:p>
@@ -5855,6 +5853,50 @@
 </file>
 
 <file path=customXml/item2.xml><?xml version="1.0" encoding="utf-8"?>
+<?mso-contentType ?>
+<FormTemplates xmlns="http://schemas.microsoft.com/sharepoint/v3/contenttype/forms">
+  <Display>DocumentLibraryForm</Display>
+  <Edit>DocumentLibraryForm</Edit>
+  <New>DocumentLibraryForm</New>
+</FormTemplates>
+</file>
+
+<file path=customXml/item3.xml><?xml version="1.0" encoding="utf-8"?>
+<p:properties xmlns:p="http://schemas.microsoft.com/office/2006/metadata/properties" xmlns:xsi="http://www.w3.org/2001/XMLSchema-instance" xmlns:pc="http://schemas.microsoft.com/office/infopath/2007/PartnerControls">
+  <documentManagement>
+    <Created0 xmlns="99c67f46-2d6a-4af1-8445-54a4e5714874" xsi:nil="true"/>
+    <TaxCatchAll xmlns="ef77364e-21fb-4f13-a1ed-9d52a3acb5ae" xsi:nil="true"/>
+    <lcf76f155ced4ddcb4097134ff3c332f xmlns="99c67f46-2d6a-4af1-8445-54a4e5714874">
+      <Terms xmlns="http://schemas.microsoft.com/office/infopath/2007/PartnerControls"/>
+    </lcf76f155ced4ddcb4097134ff3c332f>
+    <Reihenfolge xmlns="99c67f46-2d6a-4af1-8445-54a4e5714874" xsi:nil="true"/>
+    <_ApprovalAssignedTo xmlns="99c67f46-2d6a-4af1-8445-54a4e5714874">
+      <UserInfo>
+        <DisplayName/>
+        <AccountId xsi:nil="true"/>
+        <AccountType/>
+      </UserInfo>
+    </_ApprovalAssignedTo>
+    <_ApprovalSentBy xmlns="99c67f46-2d6a-4af1-8445-54a4e5714874">
+      <UserInfo>
+        <DisplayName/>
+        <AccountId xsi:nil="true"/>
+        <AccountType/>
+      </UserInfo>
+    </_ApprovalSentBy>
+    <_ApprovalRespondedBy xmlns="99c67f46-2d6a-4af1-8445-54a4e5714874">
+      <UserInfo>
+        <DisplayName/>
+        <AccountId xsi:nil="true"/>
+        <AccountType/>
+      </UserInfo>
+    </_ApprovalRespondedBy>
+    <_ApprovalStatus xmlns="99c67f46-2d6a-4af1-8445-54a4e5714874">0</_ApprovalStatus>
+  </documentManagement>
+</p:properties>
+</file>
+
+<file path=customXml/item4.xml><?xml version="1.0" encoding="utf-8"?>
 <ct:contentTypeSchema xmlns:ct="http://schemas.microsoft.com/office/2006/metadata/contentType" xmlns:ma="http://schemas.microsoft.com/office/2006/metadata/properties/metaAttributes" ct:_="" ma:_="" ma:contentTypeName="Dokument" ma:contentTypeID="0x010100C8ACAE27791E834DA13FA1561976FA37" ma:contentTypeVersion="25" ma:contentTypeDescription="Ein neues Dokument erstellen." ma:contentTypeScope="" ma:versionID="4154b6e5c13a7b2d001e33d5e8a197c3">
   <xsd:schema xmlns:xsd="http://www.w3.org/2001/XMLSchema" xmlns:xs="http://www.w3.org/2001/XMLSchema" xmlns:p="http://schemas.microsoft.com/office/2006/metadata/properties" xmlns:ns2="99c67f46-2d6a-4af1-8445-54a4e5714874" xmlns:ns3="ef77364e-21fb-4f13-a1ed-9d52a3acb5ae" targetNamespace="http://schemas.microsoft.com/office/2006/metadata/properties" ma:root="true" ma:fieldsID="851d9fa0b93ecd498d8b7d813f6877bd" ns2:_="" ns3:_="">
     <xsd:import namespace="99c67f46-2d6a-4af1-8445-54a4e5714874"/>
@@ -6195,50 +6237,6 @@
 </ct:contentTypeSchema>
 </file>
 
-<file path=customXml/item3.xml><?xml version="1.0" encoding="utf-8"?>
-<p:properties xmlns:p="http://schemas.microsoft.com/office/2006/metadata/properties" xmlns:xsi="http://www.w3.org/2001/XMLSchema-instance" xmlns:pc="http://schemas.microsoft.com/office/infopath/2007/PartnerControls">
-  <documentManagement>
-    <Created0 xmlns="99c67f46-2d6a-4af1-8445-54a4e5714874" xsi:nil="true"/>
-    <TaxCatchAll xmlns="ef77364e-21fb-4f13-a1ed-9d52a3acb5ae" xsi:nil="true"/>
-    <lcf76f155ced4ddcb4097134ff3c332f xmlns="99c67f46-2d6a-4af1-8445-54a4e5714874">
-      <Terms xmlns="http://schemas.microsoft.com/office/infopath/2007/PartnerControls"/>
-    </lcf76f155ced4ddcb4097134ff3c332f>
-    <Reihenfolge xmlns="99c67f46-2d6a-4af1-8445-54a4e5714874" xsi:nil="true"/>
-    <_ApprovalAssignedTo xmlns="99c67f46-2d6a-4af1-8445-54a4e5714874">
-      <UserInfo>
-        <DisplayName/>
-        <AccountId xsi:nil="true"/>
-        <AccountType/>
-      </UserInfo>
-    </_ApprovalAssignedTo>
-    <_ApprovalSentBy xmlns="99c67f46-2d6a-4af1-8445-54a4e5714874">
-      <UserInfo>
-        <DisplayName/>
-        <AccountId xsi:nil="true"/>
-        <AccountType/>
-      </UserInfo>
-    </_ApprovalSentBy>
-    <_ApprovalRespondedBy xmlns="99c67f46-2d6a-4af1-8445-54a4e5714874">
-      <UserInfo>
-        <DisplayName/>
-        <AccountId xsi:nil="true"/>
-        <AccountType/>
-      </UserInfo>
-    </_ApprovalRespondedBy>
-    <_ApprovalStatus xmlns="99c67f46-2d6a-4af1-8445-54a4e5714874">0</_ApprovalStatus>
-  </documentManagement>
-</p:properties>
-</file>
-
-<file path=customXml/item4.xml><?xml version="1.0" encoding="utf-8"?>
-<?mso-contentType ?>
-<FormTemplates xmlns="http://schemas.microsoft.com/sharepoint/v3/contenttype/forms">
-  <Display>DocumentLibraryForm</Display>
-  <Edit>DocumentLibraryForm</Edit>
-  <New>DocumentLibraryForm</New>
-</FormTemplates>
-</file>
-
 <file path=customXml/itemProps1.xml><?xml version="1.0" encoding="utf-8"?>
 <ds:datastoreItem xmlns:ds="http://schemas.openxmlformats.org/officeDocument/2006/customXml" ds:itemID="{55AF091B-3C7A-41E3-B477-F2FDAA23CFDA}">
   <ds:schemaRefs>
@@ -6248,6 +6246,25 @@
 </file>
 
 <file path=customXml/itemProps2.xml><?xml version="1.0" encoding="utf-8"?>
+<ds:datastoreItem xmlns:ds="http://schemas.openxmlformats.org/officeDocument/2006/customXml" ds:itemID="{80DEFEBE-3550-484F-B744-E4FA4B70838F}">
+  <ds:schemaRefs>
+    <ds:schemaRef ds:uri="http://schemas.microsoft.com/sharepoint/v3/contenttype/forms"/>
+  </ds:schemaRefs>
+</ds:datastoreItem>
+</file>
+
+<file path=customXml/itemProps3.xml><?xml version="1.0" encoding="utf-8"?>
+<ds:datastoreItem xmlns:ds="http://schemas.openxmlformats.org/officeDocument/2006/customXml" ds:itemID="{3F20A7C1-7F7F-4506-9BED-F8B45002CEF7}">
+  <ds:schemaRefs>
+    <ds:schemaRef ds:uri="http://schemas.microsoft.com/office/2006/metadata/properties"/>
+    <ds:schemaRef ds:uri="http://schemas.microsoft.com/office/infopath/2007/PartnerControls"/>
+    <ds:schemaRef ds:uri="99c67f46-2d6a-4af1-8445-54a4e5714874"/>
+    <ds:schemaRef ds:uri="ef77364e-21fb-4f13-a1ed-9d52a3acb5ae"/>
+  </ds:schemaRefs>
+</ds:datastoreItem>
+</file>
+
+<file path=customXml/itemProps4.xml><?xml version="1.0" encoding="utf-8"?>
 <ds:datastoreItem xmlns:ds="http://schemas.openxmlformats.org/officeDocument/2006/customXml" ds:itemID="{07A45B22-F727-4422-866F-42195DAF87B0}">
   <ds:schemaRefs>
     <ds:schemaRef ds:uri="http://schemas.microsoft.com/office/2006/metadata/contentType"/>
@@ -6266,25 +6283,6 @@
 </ds:datastoreItem>
 </file>
 
-<file path=customXml/itemProps3.xml><?xml version="1.0" encoding="utf-8"?>
-<ds:datastoreItem xmlns:ds="http://schemas.openxmlformats.org/officeDocument/2006/customXml" ds:itemID="{3F20A7C1-7F7F-4506-9BED-F8B45002CEF7}">
-  <ds:schemaRefs>
-    <ds:schemaRef ds:uri="http://schemas.microsoft.com/office/2006/metadata/properties"/>
-    <ds:schemaRef ds:uri="http://schemas.microsoft.com/office/infopath/2007/PartnerControls"/>
-    <ds:schemaRef ds:uri="99c67f46-2d6a-4af1-8445-54a4e5714874"/>
-    <ds:schemaRef ds:uri="ef77364e-21fb-4f13-a1ed-9d52a3acb5ae"/>
-  </ds:schemaRefs>
-</ds:datastoreItem>
-</file>
-
-<file path=customXml/itemProps4.xml><?xml version="1.0" encoding="utf-8"?>
-<ds:datastoreItem xmlns:ds="http://schemas.openxmlformats.org/officeDocument/2006/customXml" ds:itemID="{80DEFEBE-3550-484F-B744-E4FA4B70838F}">
-  <ds:schemaRefs>
-    <ds:schemaRef ds:uri="http://schemas.microsoft.com/sharepoint/v3/contenttype/forms"/>
-  </ds:schemaRefs>
-</ds:datastoreItem>
-</file>
-
 <file path=docMetadata/LabelInfo.xml><?xml version="1.0" encoding="utf-8"?>
 <clbl:labelList xmlns:clbl="http://schemas.microsoft.com/office/2020/mipLabelMetadata">
   <clbl:label id="{2e1fccfb-80ca-4fe1-a574-1516544edb53}" enabled="1" method="Standard" siteId="{364e5b87-c1c7-420d-9bee-c35d19b557a1}" removed="0"/>

--- a/data/JustSignAnalyseTemplate.docx
+++ b/data/JustSignAnalyseTemplate.docx
@@ -156,6 +156,17 @@
           <w:lang w:val="en-US"/>
         </w:rPr>
       </w:pPr>
+    </w:p>
+    <w:p>
+      <w:pPr>
+        <w:spacing w:after="0"/>
+        <w:jc w:val="both"/>
+        <w:rPr>
+          <w:sz w:val="24"/>
+          <w:szCs w:val="24"/>
+          <w:lang w:val="en-US"/>
+        </w:rPr>
+      </w:pPr>
       <w:r>
         <w:rPr>
           <w:sz w:val="24"/>
@@ -164,6 +175,18 @@
         </w:rPr>
         <w:t>{{content}}</w:t>
       </w:r>
+    </w:p>
+    <w:p>
+      <w:pPr>
+        <w:spacing w:after="0"/>
+        <w:jc w:val="both"/>
+        <w:rPr>
+          <w:color w:val="BFBFBF" w:themeColor="background1" w:themeShade="BF"/>
+          <w:sz w:val="24"/>
+          <w:szCs w:val="24"/>
+          <w:lang w:val="en-US"/>
+        </w:rPr>
+      </w:pPr>
     </w:p>
     <w:p>
       <w:pPr>
@@ -253,6 +276,17 @@
         </w:rPr>
         <w:t>{{TOP-RISK-TITEL}}</w:t>
       </w:r>
+    </w:p>
+    <w:p>
+      <w:pPr>
+        <w:pStyle w:val="Listenabsatz"/>
+        <w:spacing w:after="0"/>
+        <w:rPr>
+          <w:sz w:val="24"/>
+          <w:szCs w:val="24"/>
+          <w:lang w:val="en-US"/>
+        </w:rPr>
+      </w:pPr>
     </w:p>
     <w:p>
       <w:pPr>
@@ -400,6 +434,17 @@
         </w:rPr>
         <w:t>}}</w:t>
       </w:r>
+    </w:p>
+    <w:p>
+      <w:pPr>
+        <w:pStyle w:val="Listenabsatz"/>
+        <w:spacing w:after="0"/>
+        <w:rPr>
+          <w:sz w:val="24"/>
+          <w:szCs w:val="24"/>
+          <w:lang w:val="en-US"/>
+        </w:rPr>
+      </w:pPr>
     </w:p>
     <w:p>
       <w:pPr>
@@ -5853,50 +5898,6 @@
 </file>
 
 <file path=customXml/item2.xml><?xml version="1.0" encoding="utf-8"?>
-<?mso-contentType ?>
-<FormTemplates xmlns="http://schemas.microsoft.com/sharepoint/v3/contenttype/forms">
-  <Display>DocumentLibraryForm</Display>
-  <Edit>DocumentLibraryForm</Edit>
-  <New>DocumentLibraryForm</New>
-</FormTemplates>
-</file>
-
-<file path=customXml/item3.xml><?xml version="1.0" encoding="utf-8"?>
-<p:properties xmlns:p="http://schemas.microsoft.com/office/2006/metadata/properties" xmlns:xsi="http://www.w3.org/2001/XMLSchema-instance" xmlns:pc="http://schemas.microsoft.com/office/infopath/2007/PartnerControls">
-  <documentManagement>
-    <Created0 xmlns="99c67f46-2d6a-4af1-8445-54a4e5714874" xsi:nil="true"/>
-    <TaxCatchAll xmlns="ef77364e-21fb-4f13-a1ed-9d52a3acb5ae" xsi:nil="true"/>
-    <lcf76f155ced4ddcb4097134ff3c332f xmlns="99c67f46-2d6a-4af1-8445-54a4e5714874">
-      <Terms xmlns="http://schemas.microsoft.com/office/infopath/2007/PartnerControls"/>
-    </lcf76f155ced4ddcb4097134ff3c332f>
-    <Reihenfolge xmlns="99c67f46-2d6a-4af1-8445-54a4e5714874" xsi:nil="true"/>
-    <_ApprovalAssignedTo xmlns="99c67f46-2d6a-4af1-8445-54a4e5714874">
-      <UserInfo>
-        <DisplayName/>
-        <AccountId xsi:nil="true"/>
-        <AccountType/>
-      </UserInfo>
-    </_ApprovalAssignedTo>
-    <_ApprovalSentBy xmlns="99c67f46-2d6a-4af1-8445-54a4e5714874">
-      <UserInfo>
-        <DisplayName/>
-        <AccountId xsi:nil="true"/>
-        <AccountType/>
-      </UserInfo>
-    </_ApprovalSentBy>
-    <_ApprovalRespondedBy xmlns="99c67f46-2d6a-4af1-8445-54a4e5714874">
-      <UserInfo>
-        <DisplayName/>
-        <AccountId xsi:nil="true"/>
-        <AccountType/>
-      </UserInfo>
-    </_ApprovalRespondedBy>
-    <_ApprovalStatus xmlns="99c67f46-2d6a-4af1-8445-54a4e5714874">0</_ApprovalStatus>
-  </documentManagement>
-</p:properties>
-</file>
-
-<file path=customXml/item4.xml><?xml version="1.0" encoding="utf-8"?>
 <ct:contentTypeSchema xmlns:ct="http://schemas.microsoft.com/office/2006/metadata/contentType" xmlns:ma="http://schemas.microsoft.com/office/2006/metadata/properties/metaAttributes" ct:_="" ma:_="" ma:contentTypeName="Dokument" ma:contentTypeID="0x010100C8ACAE27791E834DA13FA1561976FA37" ma:contentTypeVersion="25" ma:contentTypeDescription="Ein neues Dokument erstellen." ma:contentTypeScope="" ma:versionID="4154b6e5c13a7b2d001e33d5e8a197c3">
   <xsd:schema xmlns:xsd="http://www.w3.org/2001/XMLSchema" xmlns:xs="http://www.w3.org/2001/XMLSchema" xmlns:p="http://schemas.microsoft.com/office/2006/metadata/properties" xmlns:ns2="99c67f46-2d6a-4af1-8445-54a4e5714874" xmlns:ns3="ef77364e-21fb-4f13-a1ed-9d52a3acb5ae" targetNamespace="http://schemas.microsoft.com/office/2006/metadata/properties" ma:root="true" ma:fieldsID="851d9fa0b93ecd498d8b7d813f6877bd" ns2:_="" ns3:_="">
     <xsd:import namespace="99c67f46-2d6a-4af1-8445-54a4e5714874"/>
@@ -6237,6 +6238,50 @@
 </ct:contentTypeSchema>
 </file>
 
+<file path=customXml/item3.xml><?xml version="1.0" encoding="utf-8"?>
+<p:properties xmlns:p="http://schemas.microsoft.com/office/2006/metadata/properties" xmlns:xsi="http://www.w3.org/2001/XMLSchema-instance" xmlns:pc="http://schemas.microsoft.com/office/infopath/2007/PartnerControls">
+  <documentManagement>
+    <Created0 xmlns="99c67f46-2d6a-4af1-8445-54a4e5714874" xsi:nil="true"/>
+    <TaxCatchAll xmlns="ef77364e-21fb-4f13-a1ed-9d52a3acb5ae" xsi:nil="true"/>
+    <lcf76f155ced4ddcb4097134ff3c332f xmlns="99c67f46-2d6a-4af1-8445-54a4e5714874">
+      <Terms xmlns="http://schemas.microsoft.com/office/infopath/2007/PartnerControls"/>
+    </lcf76f155ced4ddcb4097134ff3c332f>
+    <Reihenfolge xmlns="99c67f46-2d6a-4af1-8445-54a4e5714874" xsi:nil="true"/>
+    <_ApprovalAssignedTo xmlns="99c67f46-2d6a-4af1-8445-54a4e5714874">
+      <UserInfo>
+        <DisplayName/>
+        <AccountId xsi:nil="true"/>
+        <AccountType/>
+      </UserInfo>
+    </_ApprovalAssignedTo>
+    <_ApprovalSentBy xmlns="99c67f46-2d6a-4af1-8445-54a4e5714874">
+      <UserInfo>
+        <DisplayName/>
+        <AccountId xsi:nil="true"/>
+        <AccountType/>
+      </UserInfo>
+    </_ApprovalSentBy>
+    <_ApprovalRespondedBy xmlns="99c67f46-2d6a-4af1-8445-54a4e5714874">
+      <UserInfo>
+        <DisplayName/>
+        <AccountId xsi:nil="true"/>
+        <AccountType/>
+      </UserInfo>
+    </_ApprovalRespondedBy>
+    <_ApprovalStatus xmlns="99c67f46-2d6a-4af1-8445-54a4e5714874">0</_ApprovalStatus>
+  </documentManagement>
+</p:properties>
+</file>
+
+<file path=customXml/item4.xml><?xml version="1.0" encoding="utf-8"?>
+<?mso-contentType ?>
+<FormTemplates xmlns="http://schemas.microsoft.com/sharepoint/v3/contenttype/forms">
+  <Display>DocumentLibraryForm</Display>
+  <Edit>DocumentLibraryForm</Edit>
+  <New>DocumentLibraryForm</New>
+</FormTemplates>
+</file>
+
 <file path=customXml/itemProps1.xml><?xml version="1.0" encoding="utf-8"?>
 <ds:datastoreItem xmlns:ds="http://schemas.openxmlformats.org/officeDocument/2006/customXml" ds:itemID="{55AF091B-3C7A-41E3-B477-F2FDAA23CFDA}">
   <ds:schemaRefs>
@@ -6246,25 +6291,6 @@
 </file>
 
 <file path=customXml/itemProps2.xml><?xml version="1.0" encoding="utf-8"?>
-<ds:datastoreItem xmlns:ds="http://schemas.openxmlformats.org/officeDocument/2006/customXml" ds:itemID="{80DEFEBE-3550-484F-B744-E4FA4B70838F}">
-  <ds:schemaRefs>
-    <ds:schemaRef ds:uri="http://schemas.microsoft.com/sharepoint/v3/contenttype/forms"/>
-  </ds:schemaRefs>
-</ds:datastoreItem>
-</file>
-
-<file path=customXml/itemProps3.xml><?xml version="1.0" encoding="utf-8"?>
-<ds:datastoreItem xmlns:ds="http://schemas.openxmlformats.org/officeDocument/2006/customXml" ds:itemID="{3F20A7C1-7F7F-4506-9BED-F8B45002CEF7}">
-  <ds:schemaRefs>
-    <ds:schemaRef ds:uri="http://schemas.microsoft.com/office/2006/metadata/properties"/>
-    <ds:schemaRef ds:uri="http://schemas.microsoft.com/office/infopath/2007/PartnerControls"/>
-    <ds:schemaRef ds:uri="99c67f46-2d6a-4af1-8445-54a4e5714874"/>
-    <ds:schemaRef ds:uri="ef77364e-21fb-4f13-a1ed-9d52a3acb5ae"/>
-  </ds:schemaRefs>
-</ds:datastoreItem>
-</file>
-
-<file path=customXml/itemProps4.xml><?xml version="1.0" encoding="utf-8"?>
 <ds:datastoreItem xmlns:ds="http://schemas.openxmlformats.org/officeDocument/2006/customXml" ds:itemID="{07A45B22-F727-4422-866F-42195DAF87B0}">
   <ds:schemaRefs>
     <ds:schemaRef ds:uri="http://schemas.microsoft.com/office/2006/metadata/contentType"/>
@@ -6283,6 +6309,25 @@
 </ds:datastoreItem>
 </file>
 
+<file path=customXml/itemProps3.xml><?xml version="1.0" encoding="utf-8"?>
+<ds:datastoreItem xmlns:ds="http://schemas.openxmlformats.org/officeDocument/2006/customXml" ds:itemID="{3F20A7C1-7F7F-4506-9BED-F8B45002CEF7}">
+  <ds:schemaRefs>
+    <ds:schemaRef ds:uri="http://schemas.microsoft.com/office/2006/metadata/properties"/>
+    <ds:schemaRef ds:uri="http://schemas.microsoft.com/office/infopath/2007/PartnerControls"/>
+    <ds:schemaRef ds:uri="99c67f46-2d6a-4af1-8445-54a4e5714874"/>
+    <ds:schemaRef ds:uri="ef77364e-21fb-4f13-a1ed-9d52a3acb5ae"/>
+  </ds:schemaRefs>
+</ds:datastoreItem>
+</file>
+
+<file path=customXml/itemProps4.xml><?xml version="1.0" encoding="utf-8"?>
+<ds:datastoreItem xmlns:ds="http://schemas.openxmlformats.org/officeDocument/2006/customXml" ds:itemID="{80DEFEBE-3550-484F-B744-E4FA4B70838F}">
+  <ds:schemaRefs>
+    <ds:schemaRef ds:uri="http://schemas.microsoft.com/sharepoint/v3/contenttype/forms"/>
+  </ds:schemaRefs>
+</ds:datastoreItem>
+</file>
+
 <file path=docMetadata/LabelInfo.xml><?xml version="1.0" encoding="utf-8"?>
 <clbl:labelList xmlns:clbl="http://schemas.microsoft.com/office/2020/mipLabelMetadata">
   <clbl:label id="{2e1fccfb-80ca-4fe1-a574-1516544edb53}" enabled="1" method="Standard" siteId="{364e5b87-c1c7-420d-9bee-c35d19b557a1}" removed="0"/>
